--- a/28-29_10 - Word embeddings e RNN/Esercitazioni/RNN - tracce.docx
+++ b/28-29_10 - Word embeddings e RNN/Esercitazioni/RNN - tracce.docx
@@ -4,28 +4,66 @@
   <w:body>
     <w:p>
       <w:pPr>
-        <w:pStyle w:val="Heading1"/>
-        <w:rPr>
-          <w:lang w:val="it-IT"/>
-        </w:rPr>
-      </w:pPr>
-      <w:r>
-        <w:rPr>
-          <w:lang w:val="it-IT"/>
-        </w:rPr>
-        <w:t>Traccia 1</w:t>
+        <w:rPr>
+          <w:b/>
+          <w:bCs/>
+          <w:lang w:val="it-IT"/>
+        </w:rPr>
+      </w:pPr>
+      <w:r>
+        <w:rPr>
+          <w:b/>
+          <w:bCs/>
+          <w:lang w:val="it-IT"/>
+        </w:rPr>
+        <w:t>Traccia Esercitazione: Generatore di Testo per Creare Poesie o Frasi Creative</w:t>
       </w:r>
     </w:p>
     <w:p>
       <w:pPr>
         <w:rPr>
-          <w:lang w:val="it-IT"/>
-        </w:rPr>
-      </w:pPr>
+          <w:b/>
+          <w:bCs/>
+          <w:lang w:val="it-IT"/>
+        </w:rPr>
+      </w:pPr>
+      <w:r>
+        <w:rPr>
+          <w:b/>
+          <w:bCs/>
+          <w:lang w:val="it-IT"/>
+        </w:rPr>
+        <w:t>Obiettivo:</w:t>
+      </w:r>
     </w:p>
     <w:p>
       <w:pPr>
         <w:rPr>
+          <w:lang w:val="it-IT"/>
+        </w:rPr>
+      </w:pPr>
+      <w:r>
+        <w:rPr>
+          <w:lang w:val="it-IT"/>
+        </w:rPr>
+        <w:t xml:space="preserve">Gli studenti </w:t>
+      </w:r>
+      <w:r>
+        <w:rPr>
+          <w:lang w:val="it-IT"/>
+        </w:rPr>
+        <w:t>dovranno confrontare diversi metodi (RNN, LSTM e GRU)</w:t>
+      </w:r>
+      <w:r>
+        <w:rPr>
+          <w:lang w:val="it-IT"/>
+        </w:rPr>
+        <w:t xml:space="preserve"> per creare un generatore di testo che possa essere applicato a un caso d'uso creativo. L'idea principale è di costruire un modello che generi poesie, frasi o brevi racconti a partire da un testo di "seed" dato.</w:t>
+      </w:r>
+    </w:p>
+    <w:p>
+      <w:pPr>
+        <w:rPr>
           <w:b/>
           <w:bCs/>
           <w:lang w:val="it-IT"/>
@@ -37,57 +75,10 @@
           <w:bCs/>
           <w:lang w:val="it-IT"/>
         </w:rPr>
-        <w:t>Traccia Esercitazione: Generatore di Testo per Creare Poesie o Frasi Creative</w:t>
+        <w:t>Fase 1: Preparazione dei Dati</w:t>
       </w:r>
     </w:p>
     <w:p>
-      <w:pPr>
-        <w:rPr>
-          <w:b/>
-          <w:bCs/>
-          <w:lang w:val="it-IT"/>
-        </w:rPr>
-      </w:pPr>
-      <w:r>
-        <w:rPr>
-          <w:b/>
-          <w:bCs/>
-          <w:lang w:val="it-IT"/>
-        </w:rPr>
-        <w:t>Obiettivo:</w:t>
-      </w:r>
-    </w:p>
-    <w:p>
-      <w:pPr>
-        <w:rPr>
-          <w:lang w:val="it-IT"/>
-        </w:rPr>
-      </w:pPr>
-      <w:r>
-        <w:rPr>
-          <w:lang w:val="it-IT"/>
-        </w:rPr>
-        <w:t>Gli studenti dovranno usare il modello RNN (sia la versione manuale che quella implementata con Keras) per creare un generatore di testo che possa essere applicato a un caso d'uso creativo. L'idea principale è di costruire un modello che generi poesie, frasi o brevi racconti a partire da un testo di "seed" dato.</w:t>
-      </w:r>
-    </w:p>
-    <w:p>
-      <w:pPr>
-        <w:rPr>
-          <w:b/>
-          <w:bCs/>
-          <w:lang w:val="it-IT"/>
-        </w:rPr>
-      </w:pPr>
-      <w:r>
-        <w:rPr>
-          <w:b/>
-          <w:bCs/>
-          <w:lang w:val="it-IT"/>
-        </w:rPr>
-        <w:t>Fase 1: Preparazione dei Dati</w:t>
-      </w:r>
-    </w:p>
-    <w:p>
       <w:r>
         <w:rPr>
           <w:lang w:val="it-IT"/>
@@ -95,47 +86,7 @@
         <w:t xml:space="preserve">Gli studenti devono raccogliere un corpus di testo da utilizzare per addestrare il modello. </w:t>
       </w:r>
       <w:r>
-        <w:t xml:space="preserve">Ecco </w:t>
-      </w:r>
-      <w:proofErr w:type="spellStart"/>
-      <w:r>
-        <w:t>alcune</w:t>
-      </w:r>
-      <w:proofErr w:type="spellEnd"/>
-      <w:r>
-        <w:t xml:space="preserve"> </w:t>
-      </w:r>
-      <w:proofErr w:type="spellStart"/>
-      <w:r>
-        <w:t>opzioni</w:t>
-      </w:r>
-      <w:proofErr w:type="spellEnd"/>
-      <w:r>
-        <w:t xml:space="preserve"> </w:t>
-      </w:r>
-      <w:proofErr w:type="spellStart"/>
-      <w:r>
-        <w:t>che</w:t>
-      </w:r>
-      <w:proofErr w:type="spellEnd"/>
-      <w:r>
-        <w:t xml:space="preserve"> </w:t>
-      </w:r>
-      <w:proofErr w:type="spellStart"/>
-      <w:r>
-        <w:t>potrebbero</w:t>
-      </w:r>
-      <w:proofErr w:type="spellEnd"/>
-      <w:r>
-        <w:t xml:space="preserve"> </w:t>
-      </w:r>
-      <w:proofErr w:type="spellStart"/>
-      <w:r>
-        <w:t>esplorare</w:t>
-      </w:r>
-      <w:proofErr w:type="spellEnd"/>
-      <w:r>
-        <w:t>:</w:t>
+        <w:t>Ecco alcune opzioni che potrebbero esplorare:</w:t>
       </w:r>
     </w:p>
     <w:p>
@@ -353,7 +304,13 @@
         <w:rPr>
           <w:lang w:val="it-IT"/>
         </w:rPr>
-        <w:t xml:space="preserve"> come nel codice che hai scritto.</w:t>
+        <w:t xml:space="preserve"> con le varie architetture (RNN classico, LSTM e GRU)</w:t>
+      </w:r>
+      <w:r>
+        <w:rPr>
+          <w:lang w:val="it-IT"/>
+        </w:rPr>
+        <w:t>.</w:t>
       </w:r>
     </w:p>
     <w:p>
@@ -395,7 +352,6 @@
         <w:rPr>
           <w:lang w:val="it-IT"/>
         </w:rPr>
-        <w:lastRenderedPageBreak/>
         <w:t>Numero di unità nel layer RNN.</w:t>
       </w:r>
     </w:p>
@@ -447,6 +403,7 @@
         <w:rPr>
           <w:lang w:val="it-IT"/>
         </w:rPr>
+        <w:lastRenderedPageBreak/>
         <w:t>Tipologie di ottimizzatori o funzioni di attivazione.</w:t>
       </w:r>
     </w:p>
@@ -588,204 +545,24 @@
         <w:rPr>
           <w:b/>
           <w:bCs/>
+          <w:lang w:val="it-IT"/>
         </w:rPr>
       </w:pPr>
       <w:r>
         <w:rPr>
           <w:b/>
           <w:bCs/>
+          <w:lang w:val="it-IT"/>
         </w:rPr>
         <w:t xml:space="preserve">Fase 4: </w:t>
       </w:r>
-      <w:proofErr w:type="spellStart"/>
       <w:r>
         <w:rPr>
           <w:b/>
           <w:bCs/>
-        </w:rPr>
-        <w:t>Analisi</w:t>
-      </w:r>
-      <w:proofErr w:type="spellEnd"/>
-      <w:r>
-        <w:rPr>
-          <w:b/>
-          <w:bCs/>
-        </w:rPr>
-        <w:t xml:space="preserve"> e </w:t>
-      </w:r>
-      <w:proofErr w:type="spellStart"/>
-      <w:r>
-        <w:rPr>
-          <w:b/>
-          <w:bCs/>
-        </w:rPr>
-        <w:t>Miglioramenti</w:t>
-      </w:r>
-      <w:proofErr w:type="spellEnd"/>
-    </w:p>
-    <w:p>
-      <w:pPr>
-        <w:numPr>
-          <w:ilvl w:val="0"/>
-          <w:numId w:val="5"/>
-        </w:numPr>
-      </w:pPr>
-      <w:r>
-        <w:rPr>
-          <w:b/>
-          <w:bCs/>
-          <w:lang w:val="it-IT"/>
-        </w:rPr>
-        <w:t>Analisi del testo generato</w:t>
-      </w:r>
-      <w:r>
-        <w:rPr>
-          <w:lang w:val="it-IT"/>
-        </w:rPr>
-        <w:t xml:space="preserve">: Gli studenti devono valutare la qualità del testo generato. È sensato? È coerente con il contesto dato nel "seed"? </w:t>
-      </w:r>
-      <w:proofErr w:type="spellStart"/>
-      <w:r>
-        <w:t>Riusciresti</w:t>
-      </w:r>
-      <w:proofErr w:type="spellEnd"/>
-      <w:r>
-        <w:t xml:space="preserve"> a </w:t>
-      </w:r>
-      <w:proofErr w:type="spellStart"/>
-      <w:r>
-        <w:t>riconoscere</w:t>
-      </w:r>
-      <w:proofErr w:type="spellEnd"/>
-      <w:r>
-        <w:t xml:space="preserve"> un </w:t>
-      </w:r>
-      <w:proofErr w:type="spellStart"/>
-      <w:r>
-        <w:t>tema</w:t>
-      </w:r>
-      <w:proofErr w:type="spellEnd"/>
-      <w:r>
-        <w:t xml:space="preserve"> </w:t>
-      </w:r>
-      <w:proofErr w:type="spellStart"/>
-      <w:r>
-        <w:t>comune</w:t>
-      </w:r>
-      <w:proofErr w:type="spellEnd"/>
-      <w:r>
-        <w:t xml:space="preserve"> o </w:t>
-      </w:r>
-      <w:proofErr w:type="gramStart"/>
-      <w:r>
-        <w:t>un pattern</w:t>
-      </w:r>
-      <w:proofErr w:type="gramEnd"/>
-      <w:r>
-        <w:t>?</w:t>
-      </w:r>
-    </w:p>
-    <w:p>
-      <w:pPr>
-        <w:numPr>
-          <w:ilvl w:val="0"/>
-          <w:numId w:val="5"/>
-        </w:numPr>
-      </w:pPr>
-      <w:proofErr w:type="spellStart"/>
-      <w:r>
-        <w:rPr>
-          <w:b/>
-          <w:bCs/>
-        </w:rPr>
-        <w:t>Miglioramenti</w:t>
-      </w:r>
-      <w:proofErr w:type="spellEnd"/>
-      <w:r>
-        <w:rPr>
-          <w:b/>
-          <w:bCs/>
-        </w:rPr>
-        <w:t xml:space="preserve"> e </w:t>
-      </w:r>
-      <w:proofErr w:type="spellStart"/>
-      <w:r>
-        <w:rPr>
-          <w:b/>
-          <w:bCs/>
-        </w:rPr>
-        <w:t>ottimizzazioni</w:t>
-      </w:r>
-      <w:proofErr w:type="spellEnd"/>
-      <w:r>
-        <w:t>:</w:t>
-      </w:r>
-    </w:p>
-    <w:p>
-      <w:pPr>
-        <w:numPr>
-          <w:ilvl w:val="1"/>
-          <w:numId w:val="5"/>
-        </w:numPr>
-        <w:rPr>
-          <w:lang w:val="it-IT"/>
-        </w:rPr>
-      </w:pPr>
-      <w:r>
-        <w:rPr>
-          <w:b/>
-          <w:bCs/>
-          <w:lang w:val="it-IT"/>
-        </w:rPr>
-        <w:t>Aggiunta di un layer LSTM o GRU</w:t>
-      </w:r>
-      <w:r>
-        <w:rPr>
-          <w:lang w:val="it-IT"/>
-        </w:rPr>
-        <w:t>: Per migliorare le performance della RNN, gli studenti possono provare a sostituire la SimpleRNN con una LSTM o una GRU, che sono generalmente più efficaci nel catturare le dipendenze a lungo termine.</w:t>
-      </w:r>
-    </w:p>
-    <w:p>
-      <w:pPr>
-        <w:numPr>
-          <w:ilvl w:val="1"/>
-          <w:numId w:val="5"/>
-        </w:numPr>
-        <w:rPr>
-          <w:lang w:val="it-IT"/>
-        </w:rPr>
-      </w:pPr>
-      <w:r>
-        <w:rPr>
-          <w:b/>
-          <w:bCs/>
-          <w:lang w:val="it-IT"/>
-        </w:rPr>
-        <w:t>Augmentare il dataset</w:t>
-      </w:r>
-      <w:r>
-        <w:rPr>
-          <w:lang w:val="it-IT"/>
-        </w:rPr>
-        <w:t>: Utilizzare tecniche di data augmentation sul testo, come la generazione di frasi simili o l'inclusione di parole con sinonimi, per arricchire il modello.</w:t>
-      </w:r>
-    </w:p>
-    <w:p>
-      <w:pPr>
-        <w:rPr>
-          <w:b/>
-          <w:bCs/>
-          <w:lang w:val="it-IT"/>
-        </w:rPr>
-      </w:pPr>
-      <w:r>
-        <w:rPr>
-          <w:b/>
-          <w:bCs/>
-          <w:lang w:val="it-IT"/>
-        </w:rPr>
-        <w:t>Fase 5: Presentazione del Progetto</w:t>
+          <w:lang w:val="it-IT"/>
+        </w:rPr>
+        <w:t>Riflessioni sulle soluzione generate</w:t>
       </w:r>
     </w:p>
     <w:p>
@@ -817,14 +594,49 @@
           <w:bCs/>
           <w:lang w:val="it-IT"/>
         </w:rPr>
-        <w:lastRenderedPageBreak/>
         <w:t>Il modello e l'addestramento</w:t>
       </w:r>
       <w:r>
         <w:rPr>
           <w:lang w:val="it-IT"/>
         </w:rPr>
-        <w:t>: Spiegare come è stato addestrato il modello, con i parametri utilizzati e la strategia adottata.</w:t>
+        <w:t xml:space="preserve">: Spiegare come </w:t>
+      </w:r>
+      <w:r>
+        <w:rPr>
+          <w:lang w:val="it-IT"/>
+        </w:rPr>
+        <w:t>sono stati</w:t>
+      </w:r>
+      <w:r>
+        <w:rPr>
+          <w:lang w:val="it-IT"/>
+        </w:rPr>
+        <w:t xml:space="preserve"> addestrat</w:t>
+      </w:r>
+      <w:r>
+        <w:rPr>
+          <w:lang w:val="it-IT"/>
+        </w:rPr>
+        <w:t>i</w:t>
+      </w:r>
+      <w:r>
+        <w:rPr>
+          <w:lang w:val="it-IT"/>
+        </w:rPr>
+        <w:t xml:space="preserve"> i modell</w:t>
+      </w:r>
+      <w:r>
+        <w:rPr>
+          <w:lang w:val="it-IT"/>
+        </w:rPr>
+        <w:t>i</w:t>
+      </w:r>
+      <w:r>
+        <w:rPr>
+          <w:lang w:val="it-IT"/>
+        </w:rPr>
+        <w:t>, i parametri utilizzati e la strategia adottata.</w:t>
       </w:r>
     </w:p>
     <w:p>
@@ -849,7 +661,19 @@
         <w:rPr>
           <w:lang w:val="it-IT"/>
         </w:rPr>
-        <w:t>: Mostrare alcuni esempi di testo generato dal modello, sia con temperatura bassa che alta.</w:t>
+        <w:t>: Mostrare alcuni esempi di testo generato d</w:t>
+      </w:r>
+      <w:r>
+        <w:rPr>
+          <w:lang w:val="it-IT"/>
+        </w:rPr>
+        <w:t>ai vari modelli,</w:t>
+      </w:r>
+      <w:r>
+        <w:rPr>
+          <w:lang w:val="it-IT"/>
+        </w:rPr>
+        <w:t xml:space="preserve"> sia con temperatura bassa che alta.</w:t>
       </w:r>
     </w:p>
     <w:p>
@@ -874,7 +698,31 @@
         <w:rPr>
           <w:lang w:val="it-IT"/>
         </w:rPr>
-        <w:t>: Condividere i punti di forza e di debolezza del modello, le difficoltà incontrate e le possibili migliorie.</w:t>
+        <w:t>: Condividere i punti di forza e di debolezza de</w:t>
+      </w:r>
+      <w:r>
+        <w:rPr>
+          <w:lang w:val="it-IT"/>
+        </w:rPr>
+        <w:t>i vari</w:t>
+      </w:r>
+      <w:r>
+        <w:rPr>
+          <w:lang w:val="it-IT"/>
+        </w:rPr>
+        <w:t xml:space="preserve"> modell</w:t>
+      </w:r>
+      <w:r>
+        <w:rPr>
+          <w:lang w:val="it-IT"/>
+        </w:rPr>
+        <w:t>i</w:t>
+      </w:r>
+      <w:r>
+        <w:rPr>
+          <w:lang w:val="it-IT"/>
+        </w:rPr>
+        <w:t>, le difficoltà incontrate e le possibili migliorie.</w:t>
       </w:r>
     </w:p>
     <w:p>
@@ -883,910 +731,6 @@
           <w:lang w:val="it-IT"/>
         </w:rPr>
       </w:pPr>
-    </w:p>
-    <w:p>
-      <w:pPr>
-        <w:rPr>
-          <w:lang w:val="it-IT"/>
-        </w:rPr>
-      </w:pPr>
-    </w:p>
-    <w:p>
-      <w:pPr>
-        <w:pStyle w:val="Heading1"/>
-        <w:rPr>
-          <w:lang w:val="it-IT"/>
-        </w:rPr>
-      </w:pPr>
-      <w:r>
-        <w:rPr>
-          <w:lang w:val="it-IT"/>
-        </w:rPr>
-        <w:t xml:space="preserve">Traccia 2 </w:t>
-      </w:r>
-    </w:p>
-    <w:p>
-      <w:pPr>
-        <w:rPr>
-          <w:b/>
-          <w:bCs/>
-          <w:lang w:val="it-IT"/>
-        </w:rPr>
-      </w:pPr>
-      <w:r>
-        <w:rPr>
-          <w:b/>
-          <w:bCs/>
-          <w:lang w:val="it-IT"/>
-        </w:rPr>
-        <w:t>Fase 1: Preparazione dei Dati</w:t>
-      </w:r>
-    </w:p>
-    <w:p>
-      <w:pPr>
-        <w:rPr>
-          <w:lang w:val="it-IT"/>
-        </w:rPr>
-      </w:pPr>
-      <w:r>
-        <w:rPr>
-          <w:lang w:val="it-IT"/>
-        </w:rPr>
-        <w:t>Gli studenti devono seguire lo stesso processo della Traccia 1, ma con un focus sull'analisi dei risultati che una LSTM potrebbe fornire rispetto a una RNN semplice.</w:t>
-      </w:r>
-    </w:p>
-    <w:p>
-      <w:pPr>
-        <w:numPr>
-          <w:ilvl w:val="0"/>
-          <w:numId w:val="7"/>
-        </w:numPr>
-      </w:pPr>
-      <w:r>
-        <w:rPr>
-          <w:b/>
-          <w:bCs/>
-          <w:lang w:val="it-IT"/>
-        </w:rPr>
-        <w:t>Raccogliere un corpus di testo</w:t>
-      </w:r>
-      <w:r>
-        <w:rPr>
-          <w:lang w:val="it-IT"/>
-        </w:rPr>
-        <w:t xml:space="preserve"> da utilizzare per addestrare il modello. </w:t>
-      </w:r>
-      <w:r>
-        <w:t xml:space="preserve">Gli </w:t>
-      </w:r>
-      <w:proofErr w:type="spellStart"/>
-      <w:r>
-        <w:t>studenti</w:t>
-      </w:r>
-      <w:proofErr w:type="spellEnd"/>
-      <w:r>
-        <w:t xml:space="preserve"> </w:t>
-      </w:r>
-      <w:proofErr w:type="spellStart"/>
-      <w:r>
-        <w:t>possono</w:t>
-      </w:r>
-      <w:proofErr w:type="spellEnd"/>
-      <w:r>
-        <w:t xml:space="preserve"> </w:t>
-      </w:r>
-      <w:proofErr w:type="spellStart"/>
-      <w:r>
-        <w:t>scegliere</w:t>
-      </w:r>
-      <w:proofErr w:type="spellEnd"/>
-      <w:r>
-        <w:t>:</w:t>
-      </w:r>
-    </w:p>
-    <w:p>
-      <w:pPr>
-        <w:numPr>
-          <w:ilvl w:val="1"/>
-          <w:numId w:val="7"/>
-        </w:numPr>
-        <w:rPr>
-          <w:lang w:val="it-IT"/>
-        </w:rPr>
-      </w:pPr>
-      <w:r>
-        <w:rPr>
-          <w:lang w:val="it-IT"/>
-        </w:rPr>
-        <w:t>Poesie di autori famosi (come nella traccia 1).</w:t>
-      </w:r>
-    </w:p>
-    <w:p>
-      <w:pPr>
-        <w:numPr>
-          <w:ilvl w:val="1"/>
-          <w:numId w:val="7"/>
-        </w:numPr>
-        <w:rPr>
-          <w:lang w:val="it-IT"/>
-        </w:rPr>
-      </w:pPr>
-      <w:r>
-        <w:rPr>
-          <w:lang w:val="it-IT"/>
-        </w:rPr>
-        <w:t>Testi di racconti o romanzi (come nei libri di J.K. Rowling o J.R.R. Tolkien).</w:t>
-      </w:r>
-    </w:p>
-    <w:p>
-      <w:pPr>
-        <w:numPr>
-          <w:ilvl w:val="1"/>
-          <w:numId w:val="7"/>
-        </w:numPr>
-        <w:rPr>
-          <w:lang w:val="it-IT"/>
-        </w:rPr>
-      </w:pPr>
-      <w:r>
-        <w:rPr>
-          <w:lang w:val="it-IT"/>
-        </w:rPr>
-        <w:t>Dialoghi di film o serie TV.</w:t>
-      </w:r>
-    </w:p>
-    <w:p>
-      <w:pPr>
-        <w:numPr>
-          <w:ilvl w:val="1"/>
-          <w:numId w:val="7"/>
-        </w:numPr>
-        <w:rPr>
-          <w:lang w:val="it-IT"/>
-        </w:rPr>
-      </w:pPr>
-      <w:r>
-        <w:rPr>
-          <w:lang w:val="it-IT"/>
-        </w:rPr>
-        <w:t>Descrizioni di paesaggi o situazioni evocative.</w:t>
-      </w:r>
-    </w:p>
-    <w:p>
-      <w:pPr>
-        <w:numPr>
-          <w:ilvl w:val="0"/>
-          <w:numId w:val="7"/>
-        </w:numPr>
-        <w:rPr>
-          <w:lang w:val="it-IT"/>
-        </w:rPr>
-      </w:pPr>
-      <w:r>
-        <w:rPr>
-          <w:b/>
-          <w:bCs/>
-          <w:lang w:val="it-IT"/>
-        </w:rPr>
-        <w:t>Pulire e preprocessare il testo</w:t>
-      </w:r>
-      <w:r>
-        <w:rPr>
-          <w:lang w:val="it-IT"/>
-        </w:rPr>
-        <w:t>, rimuovendo caratteri speciali, tokenizzando e creando un vocabolario. Qui, gli studenti dovrebbero concentrarsi anche sull'analisi delle sequenze di lunghezza maggiore, perché le LSTM gestiscono meglio le dipendenze a lungo termine, quindi il dataset potrebbe essere più ampio rispetto a una RNN.</w:t>
-      </w:r>
-    </w:p>
-    <w:p>
-      <w:pPr>
-        <w:rPr>
-          <w:b/>
-          <w:bCs/>
-          <w:lang w:val="it-IT"/>
-        </w:rPr>
-      </w:pPr>
-      <w:r>
-        <w:rPr>
-          <w:b/>
-          <w:bCs/>
-          <w:lang w:val="it-IT"/>
-        </w:rPr>
-        <w:t>Fase 2: Costruzione e Addestramento del Modello LSTM</w:t>
-      </w:r>
-    </w:p>
-    <w:p>
-      <w:pPr>
-        <w:numPr>
-          <w:ilvl w:val="0"/>
-          <w:numId w:val="8"/>
-        </w:numPr>
-      </w:pPr>
-      <w:proofErr w:type="spellStart"/>
-      <w:r>
-        <w:rPr>
-          <w:b/>
-          <w:bCs/>
-        </w:rPr>
-        <w:t>Creare</w:t>
-      </w:r>
-      <w:proofErr w:type="spellEnd"/>
-      <w:r>
-        <w:rPr>
-          <w:b/>
-          <w:bCs/>
-        </w:rPr>
-        <w:t xml:space="preserve"> il </w:t>
-      </w:r>
-      <w:proofErr w:type="spellStart"/>
-      <w:r>
-        <w:rPr>
-          <w:b/>
-          <w:bCs/>
-        </w:rPr>
-        <w:t>modello</w:t>
-      </w:r>
-      <w:proofErr w:type="spellEnd"/>
-      <w:r>
-        <w:rPr>
-          <w:b/>
-          <w:bCs/>
-        </w:rPr>
-        <w:t xml:space="preserve"> LSTM</w:t>
-      </w:r>
-      <w:r>
-        <w:t>:</w:t>
-      </w:r>
-    </w:p>
-    <w:p>
-      <w:pPr>
-        <w:numPr>
-          <w:ilvl w:val="1"/>
-          <w:numId w:val="8"/>
-        </w:numPr>
-        <w:rPr>
-          <w:lang w:val="it-IT"/>
-        </w:rPr>
-      </w:pPr>
-      <w:r>
-        <w:rPr>
-          <w:lang w:val="it-IT"/>
-        </w:rPr>
-        <w:t xml:space="preserve">Utilizzare una </w:t>
-      </w:r>
-      <w:r>
-        <w:rPr>
-          <w:b/>
-          <w:bCs/>
-          <w:lang w:val="it-IT"/>
-        </w:rPr>
-        <w:t>LSTM</w:t>
-      </w:r>
-      <w:r>
-        <w:rPr>
-          <w:lang w:val="it-IT"/>
-        </w:rPr>
-        <w:t xml:space="preserve"> invece di una </w:t>
-      </w:r>
-      <w:r>
-        <w:rPr>
-          <w:b/>
-          <w:bCs/>
-          <w:lang w:val="it-IT"/>
-        </w:rPr>
-        <w:t>RNN</w:t>
-      </w:r>
-      <w:r>
-        <w:rPr>
-          <w:lang w:val="it-IT"/>
-        </w:rPr>
-        <w:t>. Gli studenti devono comprendere le differenze tra le due architetture e come una LSTM possa migliorare la generazione di testo rispetto a una RNN semplice.</w:t>
-      </w:r>
-    </w:p>
-    <w:p>
-      <w:pPr>
-        <w:numPr>
-          <w:ilvl w:val="1"/>
-          <w:numId w:val="8"/>
-        </w:numPr>
-        <w:rPr>
-          <w:lang w:val="it-IT"/>
-        </w:rPr>
-      </w:pPr>
-      <w:r>
-        <w:rPr>
-          <w:lang w:val="it-IT"/>
-        </w:rPr>
-        <w:t>Modificare il numero di unità nel layer LSTM.</w:t>
-      </w:r>
-    </w:p>
-    <w:p>
-      <w:pPr>
-        <w:numPr>
-          <w:ilvl w:val="1"/>
-          <w:numId w:val="8"/>
-        </w:numPr>
-        <w:rPr>
-          <w:lang w:val="it-IT"/>
-        </w:rPr>
-      </w:pPr>
-      <w:r>
-        <w:rPr>
-          <w:lang w:val="it-IT"/>
-        </w:rPr>
-        <w:lastRenderedPageBreak/>
-        <w:t xml:space="preserve">Impostare la </w:t>
-      </w:r>
-      <w:r>
-        <w:rPr>
-          <w:b/>
-          <w:bCs/>
-          <w:lang w:val="it-IT"/>
-        </w:rPr>
-        <w:t>lunghezza delle sequenze</w:t>
-      </w:r>
-      <w:r>
-        <w:rPr>
-          <w:lang w:val="it-IT"/>
-        </w:rPr>
-        <w:t xml:space="preserve"> (in modo simile alla traccia precedente, ma le LSTM potrebbero trarre vantaggio da sequenze più lunghe).</w:t>
-      </w:r>
-    </w:p>
-    <w:p>
-      <w:pPr>
-        <w:numPr>
-          <w:ilvl w:val="0"/>
-          <w:numId w:val="8"/>
-        </w:numPr>
-      </w:pPr>
-      <w:proofErr w:type="spellStart"/>
-      <w:r>
-        <w:rPr>
-          <w:b/>
-          <w:bCs/>
-        </w:rPr>
-        <w:t>Sperimentare</w:t>
-      </w:r>
-      <w:proofErr w:type="spellEnd"/>
-      <w:r>
-        <w:rPr>
-          <w:b/>
-          <w:bCs/>
-        </w:rPr>
-        <w:t xml:space="preserve"> con </w:t>
-      </w:r>
-      <w:proofErr w:type="spellStart"/>
-      <w:r>
-        <w:rPr>
-          <w:b/>
-          <w:bCs/>
-        </w:rPr>
-        <w:t>l'ottimizzazione</w:t>
-      </w:r>
-      <w:proofErr w:type="spellEnd"/>
-      <w:r>
-        <w:t>:</w:t>
-      </w:r>
-    </w:p>
-    <w:p>
-      <w:pPr>
-        <w:numPr>
-          <w:ilvl w:val="1"/>
-          <w:numId w:val="8"/>
-        </w:numPr>
-        <w:rPr>
-          <w:lang w:val="it-IT"/>
-        </w:rPr>
-      </w:pPr>
-      <w:r>
-        <w:rPr>
-          <w:lang w:val="it-IT"/>
-        </w:rPr>
-        <w:t xml:space="preserve">Modificare </w:t>
-      </w:r>
-      <w:r>
-        <w:rPr>
-          <w:b/>
-          <w:bCs/>
-          <w:lang w:val="it-IT"/>
-        </w:rPr>
-        <w:t>parametri come il numero di epoche</w:t>
-      </w:r>
-      <w:r>
-        <w:rPr>
-          <w:lang w:val="it-IT"/>
-        </w:rPr>
-        <w:t xml:space="preserve">, </w:t>
-      </w:r>
-      <w:r>
-        <w:rPr>
-          <w:b/>
-          <w:bCs/>
-          <w:lang w:val="it-IT"/>
-        </w:rPr>
-        <w:t>learning rate</w:t>
-      </w:r>
-      <w:r>
-        <w:rPr>
-          <w:lang w:val="it-IT"/>
-        </w:rPr>
-        <w:t xml:space="preserve">, </w:t>
-      </w:r>
-      <w:r>
-        <w:rPr>
-          <w:b/>
-          <w:bCs/>
-          <w:lang w:val="it-IT"/>
-        </w:rPr>
-        <w:t>ottimizzatori</w:t>
-      </w:r>
-      <w:r>
-        <w:rPr>
-          <w:lang w:val="it-IT"/>
-        </w:rPr>
-        <w:t xml:space="preserve">, e </w:t>
-      </w:r>
-      <w:r>
-        <w:rPr>
-          <w:b/>
-          <w:bCs/>
-          <w:lang w:val="it-IT"/>
-        </w:rPr>
-        <w:t>funzioni di attivazione</w:t>
-      </w:r>
-      <w:r>
-        <w:rPr>
-          <w:lang w:val="it-IT"/>
-        </w:rPr>
-        <w:t>.</w:t>
-      </w:r>
-    </w:p>
-    <w:p>
-      <w:pPr>
-        <w:numPr>
-          <w:ilvl w:val="1"/>
-          <w:numId w:val="8"/>
-        </w:numPr>
-        <w:rPr>
-          <w:lang w:val="it-IT"/>
-        </w:rPr>
-      </w:pPr>
-      <w:r>
-        <w:rPr>
-          <w:b/>
-          <w:bCs/>
-          <w:lang w:val="it-IT"/>
-        </w:rPr>
-        <w:t>Valutare la perdita</w:t>
-      </w:r>
-      <w:r>
-        <w:rPr>
-          <w:lang w:val="it-IT"/>
-        </w:rPr>
-        <w:t xml:space="preserve"> e l'accuratezza del modello, ma concentrarsi maggiormente sulla qualità del testo generato.</w:t>
-      </w:r>
-    </w:p>
-    <w:p>
-      <w:pPr>
-        <w:numPr>
-          <w:ilvl w:val="0"/>
-          <w:numId w:val="8"/>
-        </w:numPr>
-      </w:pPr>
-      <w:proofErr w:type="spellStart"/>
-      <w:r>
-        <w:rPr>
-          <w:b/>
-          <w:bCs/>
-        </w:rPr>
-        <w:t>Comportamento</w:t>
-      </w:r>
-      <w:proofErr w:type="spellEnd"/>
-      <w:r>
-        <w:rPr>
-          <w:b/>
-          <w:bCs/>
-        </w:rPr>
-        <w:t xml:space="preserve"> </w:t>
-      </w:r>
-      <w:proofErr w:type="spellStart"/>
-      <w:r>
-        <w:rPr>
-          <w:b/>
-          <w:bCs/>
-        </w:rPr>
-        <w:t>dell'algoritmo</w:t>
-      </w:r>
-      <w:proofErr w:type="spellEnd"/>
-      <w:r>
-        <w:t>:</w:t>
-      </w:r>
-    </w:p>
-    <w:p>
-      <w:pPr>
-        <w:numPr>
-          <w:ilvl w:val="1"/>
-          <w:numId w:val="8"/>
-        </w:numPr>
-        <w:rPr>
-          <w:lang w:val="it-IT"/>
-        </w:rPr>
-      </w:pPr>
-      <w:r>
-        <w:rPr>
-          <w:b/>
-          <w:bCs/>
-          <w:lang w:val="it-IT"/>
-        </w:rPr>
-        <w:t>LSTM vs RNN</w:t>
-      </w:r>
-      <w:r>
-        <w:rPr>
-          <w:lang w:val="it-IT"/>
-        </w:rPr>
-        <w:t>: Gli studenti devono osservare come la LSTM si comporta rispetto alla RNN nel catturare relazioni a lungo termine e nel generare un testo più coerente e fluido.</w:t>
-      </w:r>
-    </w:p>
-    <w:p>
-      <w:pPr>
-        <w:rPr>
-          <w:b/>
-          <w:bCs/>
-        </w:rPr>
-      </w:pPr>
-      <w:r>
-        <w:rPr>
-          <w:b/>
-          <w:bCs/>
-        </w:rPr>
-        <w:t xml:space="preserve">Fase 3: </w:t>
-      </w:r>
-      <w:proofErr w:type="spellStart"/>
-      <w:r>
-        <w:rPr>
-          <w:b/>
-          <w:bCs/>
-        </w:rPr>
-        <w:t>Generazione</w:t>
-      </w:r>
-      <w:proofErr w:type="spellEnd"/>
-      <w:r>
-        <w:rPr>
-          <w:b/>
-          <w:bCs/>
-        </w:rPr>
-        <w:t xml:space="preserve"> di Testo </w:t>
-      </w:r>
-      <w:proofErr w:type="spellStart"/>
-      <w:r>
-        <w:rPr>
-          <w:b/>
-          <w:bCs/>
-        </w:rPr>
-        <w:t>Creativo</w:t>
-      </w:r>
-      <w:proofErr w:type="spellEnd"/>
-    </w:p>
-    <w:p>
-      <w:pPr>
-        <w:numPr>
-          <w:ilvl w:val="0"/>
-          <w:numId w:val="9"/>
-        </w:numPr>
-        <w:rPr>
-          <w:lang w:val="it-IT"/>
-        </w:rPr>
-      </w:pPr>
-      <w:r>
-        <w:rPr>
-          <w:b/>
-          <w:bCs/>
-          <w:lang w:val="it-IT"/>
-        </w:rPr>
-        <w:t>Generare il testo</w:t>
-      </w:r>
-      <w:r>
-        <w:rPr>
-          <w:lang w:val="it-IT"/>
-        </w:rPr>
-        <w:t xml:space="preserve"> a partire da un "seed" dato, come nelle tracce precedenti:</w:t>
-      </w:r>
-    </w:p>
-    <w:p>
-      <w:pPr>
-        <w:numPr>
-          <w:ilvl w:val="1"/>
-          <w:numId w:val="9"/>
-        </w:numPr>
-        <w:rPr>
-          <w:lang w:val="it-IT"/>
-        </w:rPr>
-      </w:pPr>
-      <w:r>
-        <w:rPr>
-          <w:lang w:val="it-IT"/>
-        </w:rPr>
-        <w:t>La frase di partenza potrebbe essere un testo evocativo come: "Una stella cadente", "Nel cuore del bosco", etc.</w:t>
-      </w:r>
-    </w:p>
-    <w:p>
-      <w:pPr>
-        <w:numPr>
-          <w:ilvl w:val="0"/>
-          <w:numId w:val="9"/>
-        </w:numPr>
-      </w:pPr>
-      <w:proofErr w:type="spellStart"/>
-      <w:r>
-        <w:rPr>
-          <w:b/>
-          <w:bCs/>
-        </w:rPr>
-        <w:t>Sperimentare</w:t>
-      </w:r>
-      <w:proofErr w:type="spellEnd"/>
-      <w:r>
-        <w:rPr>
-          <w:b/>
-          <w:bCs/>
-        </w:rPr>
-        <w:t xml:space="preserve"> con la </w:t>
-      </w:r>
-      <w:proofErr w:type="spellStart"/>
-      <w:r>
-        <w:rPr>
-          <w:b/>
-          <w:bCs/>
-        </w:rPr>
-        <w:t>temperatura</w:t>
-      </w:r>
-      <w:proofErr w:type="spellEnd"/>
-      <w:r>
-        <w:t>:</w:t>
-      </w:r>
-    </w:p>
-    <w:p>
-      <w:pPr>
-        <w:numPr>
-          <w:ilvl w:val="1"/>
-          <w:numId w:val="9"/>
-        </w:numPr>
-        <w:rPr>
-          <w:lang w:val="it-IT"/>
-        </w:rPr>
-      </w:pPr>
-      <w:r>
-        <w:rPr>
-          <w:lang w:val="it-IT"/>
-        </w:rPr>
-        <w:t xml:space="preserve">Come nella traccia 1, gli studenti dovrebbero testare diverse </w:t>
-      </w:r>
-      <w:r>
-        <w:rPr>
-          <w:b/>
-          <w:bCs/>
-          <w:lang w:val="it-IT"/>
-        </w:rPr>
-        <w:t>temperature</w:t>
-      </w:r>
-      <w:r>
-        <w:rPr>
-          <w:lang w:val="it-IT"/>
-        </w:rPr>
-        <w:t xml:space="preserve"> (0.5, 1.0, 1.5) per controllare il livello di creatività nel testo generato. La temperatura bassa rende il testo più prevedibile, mentre quella alta lo rende più casuale e fantasioso.</w:t>
-      </w:r>
-    </w:p>
-    <w:p>
-      <w:pPr>
-        <w:rPr>
-          <w:b/>
-          <w:bCs/>
-        </w:rPr>
-      </w:pPr>
-      <w:r>
-        <w:rPr>
-          <w:b/>
-          <w:bCs/>
-        </w:rPr>
-        <w:t xml:space="preserve">Fase 4: </w:t>
-      </w:r>
-      <w:proofErr w:type="spellStart"/>
-      <w:r>
-        <w:rPr>
-          <w:b/>
-          <w:bCs/>
-        </w:rPr>
-        <w:t>Analisi</w:t>
-      </w:r>
-      <w:proofErr w:type="spellEnd"/>
-      <w:r>
-        <w:rPr>
-          <w:b/>
-          <w:bCs/>
-        </w:rPr>
-        <w:t xml:space="preserve"> e </w:t>
-      </w:r>
-      <w:proofErr w:type="spellStart"/>
-      <w:r>
-        <w:rPr>
-          <w:b/>
-          <w:bCs/>
-        </w:rPr>
-        <w:t>Miglioramenti</w:t>
-      </w:r>
-      <w:proofErr w:type="spellEnd"/>
-    </w:p>
-    <w:p>
-      <w:pPr>
-        <w:numPr>
-          <w:ilvl w:val="0"/>
-          <w:numId w:val="10"/>
-        </w:numPr>
-      </w:pPr>
-      <w:proofErr w:type="spellStart"/>
-      <w:r>
-        <w:rPr>
-          <w:b/>
-          <w:bCs/>
-        </w:rPr>
-        <w:t>Analisi</w:t>
-      </w:r>
-      <w:proofErr w:type="spellEnd"/>
-      <w:r>
-        <w:rPr>
-          <w:b/>
-          <w:bCs/>
-        </w:rPr>
-        <w:t xml:space="preserve"> del testo </w:t>
-      </w:r>
-      <w:proofErr w:type="spellStart"/>
-      <w:r>
-        <w:rPr>
-          <w:b/>
-          <w:bCs/>
-        </w:rPr>
-        <w:t>generato</w:t>
-      </w:r>
-      <w:proofErr w:type="spellEnd"/>
-      <w:r>
-        <w:t>:</w:t>
-      </w:r>
-    </w:p>
-    <w:p>
-      <w:pPr>
-        <w:numPr>
-          <w:ilvl w:val="1"/>
-          <w:numId w:val="10"/>
-        </w:numPr>
-      </w:pPr>
-      <w:r>
-        <w:rPr>
-          <w:lang w:val="it-IT"/>
-        </w:rPr>
-        <w:t xml:space="preserve">Gli studenti dovranno esaminare la qualità del testo generato. </w:t>
-      </w:r>
-      <w:proofErr w:type="spellStart"/>
-      <w:r>
-        <w:t>Alcune</w:t>
-      </w:r>
-      <w:proofErr w:type="spellEnd"/>
-      <w:r>
-        <w:t xml:space="preserve"> </w:t>
-      </w:r>
-      <w:proofErr w:type="spellStart"/>
-      <w:r>
-        <w:t>domande</w:t>
-      </w:r>
-      <w:proofErr w:type="spellEnd"/>
-      <w:r>
-        <w:t xml:space="preserve"> da </w:t>
-      </w:r>
-      <w:proofErr w:type="spellStart"/>
-      <w:r>
-        <w:t>considerare</w:t>
-      </w:r>
-      <w:proofErr w:type="spellEnd"/>
-      <w:r>
-        <w:t>:</w:t>
-      </w:r>
-    </w:p>
-    <w:p>
-      <w:pPr>
-        <w:numPr>
-          <w:ilvl w:val="2"/>
-          <w:numId w:val="10"/>
-        </w:numPr>
-      </w:pPr>
-      <w:r>
-        <w:rPr>
-          <w:b/>
-          <w:bCs/>
-          <w:lang w:val="it-IT"/>
-        </w:rPr>
-        <w:t>Coerenza</w:t>
-      </w:r>
-      <w:r>
-        <w:rPr>
-          <w:lang w:val="it-IT"/>
-        </w:rPr>
-        <w:t xml:space="preserve">: Il testo generato è coerente? </w:t>
-      </w:r>
-      <w:r>
-        <w:t xml:space="preserve">Ha </w:t>
-      </w:r>
-      <w:proofErr w:type="spellStart"/>
-      <w:r>
-        <w:t>una</w:t>
-      </w:r>
-      <w:proofErr w:type="spellEnd"/>
-      <w:r>
-        <w:t xml:space="preserve"> </w:t>
-      </w:r>
-      <w:proofErr w:type="spellStart"/>
-      <w:r>
-        <w:t>narrazione</w:t>
-      </w:r>
-      <w:proofErr w:type="spellEnd"/>
-      <w:r>
-        <w:t xml:space="preserve"> </w:t>
-      </w:r>
-      <w:proofErr w:type="spellStart"/>
-      <w:r>
-        <w:t>sensata</w:t>
-      </w:r>
-      <w:proofErr w:type="spellEnd"/>
-      <w:r>
-        <w:t>?</w:t>
-      </w:r>
-    </w:p>
-    <w:p>
-      <w:pPr>
-        <w:numPr>
-          <w:ilvl w:val="2"/>
-          <w:numId w:val="10"/>
-        </w:numPr>
-        <w:rPr>
-          <w:lang w:val="it-IT"/>
-        </w:rPr>
-      </w:pPr>
-      <w:r>
-        <w:rPr>
-          <w:b/>
-          <w:bCs/>
-          <w:lang w:val="it-IT"/>
-        </w:rPr>
-        <w:t>Creatività</w:t>
-      </w:r>
-      <w:r>
-        <w:rPr>
-          <w:lang w:val="it-IT"/>
-        </w:rPr>
-        <w:t>: Il modello riesce a produrre frasi poetiche o evocative?</w:t>
-      </w:r>
-    </w:p>
-    <w:p>
-      <w:pPr>
-        <w:numPr>
-          <w:ilvl w:val="2"/>
-          <w:numId w:val="10"/>
-        </w:numPr>
-        <w:rPr>
-          <w:lang w:val="it-IT"/>
-        </w:rPr>
-      </w:pPr>
-      <w:r>
-        <w:rPr>
-          <w:b/>
-          <w:bCs/>
-          <w:lang w:val="it-IT"/>
-        </w:rPr>
-        <w:t>Fluidità</w:t>
-      </w:r>
-      <w:r>
-        <w:rPr>
-          <w:lang w:val="it-IT"/>
-        </w:rPr>
-        <w:t>: La LSTM ha migliorato la capacità del modello di generare sequenze più lunghe e coerenti rispetto a una RNN?</w:t>
-      </w:r>
     </w:p>
     <w:p>
       <w:pPr>
@@ -3637,6 +2581,7 @@
   <w:style w:type="character" w:default="1" w:styleId="DefaultParagraphFont">
     <w:name w:val="Default Paragraph Font"/>
     <w:uiPriority w:val="1"/>
+    <w:semiHidden/>
     <w:unhideWhenUsed/>
   </w:style>
   <w:style w:type="table" w:default="1" w:styleId="TableNormal">
